--- a/resume/YOGESH_resume.docx
+++ b/resume/YOGESH_resume.docx
@@ -56,6 +56,7 @@
       <w:pPr>
         <w:pStyle w:val="t-14"/>
         <w:tabs>
+          <w:tab w:val="left" w:pos="6600"/>
           <w:tab w:val="left" w:pos="7872"/>
         </w:tabs>
         <w:spacing w:before="0" w:beforeAutospacing="0" w:after="240" w:afterAutospacing="0"/>
@@ -68,65 +69,24 @@
         <w:rPr>
           <w:lang w:val="en-IN"/>
         </w:rPr>
-        <w:t xml:space="preserve">              </w:t>
-      </w:r>
+        <w:t xml:space="preserve">    </w:t>
+      </w:r>
+      <w:hyperlink r:id="rId9" w:history="1">
+        <w:r>
+          <w:rPr>
+            <w:rStyle w:val="Hyperlink"/>
+            <w:lang w:val="en-IN"/>
+          </w:rPr>
+          <w:t>Mail</w:t>
+        </w:r>
+      </w:hyperlink>
       <w:r>
         <w:rPr>
           <w:lang w:val="en-IN"/>
         </w:rPr>
-        <w:fldChar w:fldCharType="begin"/>
-      </w:r>
-      <w:r>
-        <w:rPr>
-          <w:lang w:val="en-IN"/>
-        </w:rPr>
-        <w:instrText>HYPERLINK "mailto:lokeshanbuselvan@gmail.com"</w:instrText>
-      </w:r>
-      <w:r>
-        <w:rPr>
-          <w:lang w:val="en-IN"/>
-        </w:rPr>
-      </w:r>
-      <w:r>
-        <w:rPr>
-          <w:lang w:val="en-IN"/>
-        </w:rPr>
-        <w:fldChar w:fldCharType="separate"/>
-      </w:r>
-      <w:r>
-        <w:rPr>
-          <w:rStyle w:val="Hyperlink"/>
-          <w:lang w:val="en-IN"/>
-        </w:rPr>
-        <w:t>Ma</w:t>
-      </w:r>
-      <w:r>
-        <w:rPr>
-          <w:rStyle w:val="Hyperlink"/>
-          <w:lang w:val="en-IN"/>
-        </w:rPr>
-        <w:t>i</w:t>
-      </w:r>
-      <w:r>
-        <w:rPr>
-          <w:rStyle w:val="Hyperlink"/>
-          <w:lang w:val="en-IN"/>
-        </w:rPr>
-        <w:t>l</w:t>
-      </w:r>
-      <w:r>
-        <w:rPr>
-          <w:lang w:val="en-IN"/>
-        </w:rPr>
-        <w:fldChar w:fldCharType="end"/>
-      </w:r>
-      <w:r>
-        <w:rPr>
-          <w:lang w:val="en-IN"/>
-        </w:rPr>
         <w:t xml:space="preserve">   </w:t>
       </w:r>
-      <w:hyperlink r:id="rId9" w:history="1">
+      <w:hyperlink r:id="rId10" w:history="1">
         <w:r>
           <w:rPr>
             <w:rStyle w:val="Hyperlink"/>
@@ -147,13 +107,38 @@
         </w:rPr>
         <w:t xml:space="preserve">  </w:t>
       </w:r>
-      <w:hyperlink r:id="rId10" w:history="1">
+      <w:hyperlink r:id="rId11" w:history="1">
         <w:r>
           <w:rPr>
             <w:rStyle w:val="Hyperlink"/>
           </w:rPr>
           <w:t>GitHub</w:t>
         </w:r>
+      </w:hyperlink>
+      <w:r>
+        <w:tab/>
+      </w:r>
+      <w:hyperlink r:id="rId12" w:history="1">
+        <w:proofErr w:type="spellStart"/>
+        <w:r>
+          <w:rPr>
+            <w:rStyle w:val="Hyperlink"/>
+          </w:rPr>
+          <w:t>Por</w:t>
+        </w:r>
+        <w:r>
+          <w:rPr>
+            <w:rStyle w:val="Hyperlink"/>
+          </w:rPr>
+          <w:t>t</w:t>
+        </w:r>
+        <w:r>
+          <w:rPr>
+            <w:rStyle w:val="Hyperlink"/>
+          </w:rPr>
+          <w:t>Folio</w:t>
+        </w:r>
+        <w:proofErr w:type="spellEnd"/>
       </w:hyperlink>
       <w:r>
         <w:tab/>
@@ -1386,7 +1371,7 @@
         </w:rPr>
         <w:t xml:space="preserve"> </w:t>
       </w:r>
-      <w:hyperlink r:id="rId11" w:history="1">
+      <w:hyperlink r:id="rId13" w:history="1">
         <w:r>
           <w:rPr>
             <w:rStyle w:val="Hyperlink"/>
@@ -1843,27 +1828,13 @@
         </w:rPr>
         <w:t xml:space="preserve">: </w:t>
       </w:r>
-      <w:hyperlink r:id="rId12" w:history="1">
+      <w:hyperlink r:id="rId14" w:history="1">
         <w:r>
           <w:rPr>
             <w:rStyle w:val="Hyperlink"/>
             <w:rFonts w:asciiTheme="minorHAnsi" w:hAnsiTheme="minorHAnsi" w:cstheme="minorHAnsi"/>
           </w:rPr>
-          <w:t>Lin</w:t>
-        </w:r>
-        <w:r>
-          <w:rPr>
-            <w:rStyle w:val="Hyperlink"/>
-            <w:rFonts w:asciiTheme="minorHAnsi" w:hAnsiTheme="minorHAnsi" w:cstheme="minorHAnsi"/>
-          </w:rPr>
-          <w:t>k</w:t>
-        </w:r>
-        <w:r>
-          <w:rPr>
-            <w:rStyle w:val="Hyperlink"/>
-            <w:rFonts w:asciiTheme="minorHAnsi" w:hAnsiTheme="minorHAnsi" w:cstheme="minorHAnsi"/>
-          </w:rPr>
-          <w:t>.</w:t>
+          <w:t>Link.</w:t>
         </w:r>
       </w:hyperlink>
     </w:p>
@@ -3672,6 +3643,10 @@
 </file>
 
 <file path=customXml/item1.xml><?xml version="1.0" encoding="utf-8"?>
+<b:Sources xmlns:b="http://schemas.openxmlformats.org/officeDocument/2006/bibliography" xmlns="http://schemas.openxmlformats.org/officeDocument/2006/bibliography" SelectedStyle="\APASixthEditionOfficeOnline.xsl" StyleName="APA" Version="6"/>
+</file>
+
+<file path=customXml/item2.xml><?xml version="1.0" encoding="utf-8"?>
 <s:customData xmlns="http://www.wps.cn/officeDocument/2013/wpsCustomData" xmlns:s="http://www.wps.cn/officeDocument/2013/wpsCustomData">
   <customSectProps/>
   <customShpExts>
@@ -3687,22 +3662,18 @@
 </s:customData>
 </file>
 
-<file path=customXml/item2.xml><?xml version="1.0" encoding="utf-8"?>
-<b:Sources xmlns:b="http://schemas.openxmlformats.org/officeDocument/2006/bibliography" xmlns="http://schemas.openxmlformats.org/officeDocument/2006/bibliography" SelectedStyle="\APASixthEditionOfficeOnline.xsl" StyleName="APA" Version="6"/>
+<file path=customXml/itemProps1.xml><?xml version="1.0" encoding="utf-8"?>
+<ds:datastoreItem xmlns:ds="http://schemas.openxmlformats.org/officeDocument/2006/customXml" ds:itemID="{C4D98323-10DE-46A9-9683-DBCE0E93785D}">
+  <ds:schemaRefs>
+    <ds:schemaRef ds:uri="http://schemas.openxmlformats.org/officeDocument/2006/bibliography"/>
+  </ds:schemaRefs>
+</ds:datastoreItem>
 </file>
 
-<file path=customXml/itemProps1.xml><?xml version="1.0" encoding="utf-8"?>
+<file path=customXml/itemProps2.xml><?xml version="1.0" encoding="utf-8"?>
 <ds:datastoreItem xmlns:ds="http://schemas.openxmlformats.org/officeDocument/2006/customXml" ds:itemID="{B1977F7D-205B-4081-913C-38D41E755F92}">
   <ds:schemaRefs>
     <ds:schemaRef ds:uri="http://www.wps.cn/officeDocument/2013/wpsCustomData"/>
   </ds:schemaRefs>
 </ds:datastoreItem>
-</file>
-
-<file path=customXml/itemProps2.xml><?xml version="1.0" encoding="utf-8"?>
-<ds:datastoreItem xmlns:ds="http://schemas.openxmlformats.org/officeDocument/2006/customXml" ds:itemID="{C4D98323-10DE-46A9-9683-DBCE0E93785D}">
-  <ds:schemaRefs>
-    <ds:schemaRef ds:uri="http://schemas.openxmlformats.org/officeDocument/2006/bibliography"/>
-  </ds:schemaRefs>
-</ds:datastoreItem>
 </file>